--- a/docs/files/f18_文雪_山东大学_公牛集团_采购管理岗-慈溪（2027届）（采购）.docx
+++ b/docs/files/f18_文雪_山东大学_公牛集团_采购管理岗-慈溪（2027届）（采购）.docx
@@ -1812,7 +1812,7 @@
                 <w:b w:val="0"/>
                 <w:sz w:val="21"/>
               </w:rPr>
-              <w:t>库存管理：负责门店数十种原辅料补货申请、入库核对与日常盘点，落实"日盘+效期预警"机制，保持库存账实一致，任职期间无重大盘点差异</w:t>
+              <w:t>收货核对：门店配送到货时点数、核对品种与数量，缺件或破损当场上报</w:t>
             </w:r>
           </w:p>
           <w:p>
@@ -1839,7 +1839,7 @@
                 <w:b w:val="0"/>
                 <w:sz w:val="21"/>
               </w:rPr>
-              <w:t>需求匹配：根据销售消耗规律制定每日解冻备货计划，精准匹配需求与备货量，降低物料损耗与缺货风险</w:t>
+              <w:t>盘点与效期：参与数十种原辅料日常盘点，协助检查效期，临期原料及时报损，任职期间无重大盘点差异</w:t>
             </w:r>
           </w:p>
           <w:p>
@@ -1860,7 +1860,7 @@
                 <w:b w:val="0"/>
                 <w:sz w:val="21"/>
               </w:rPr>
-              <w:t>效期管控：建立原辅料效期预警台账，按FIFO原则调度使用，将临期损耗降至最低</w:t>
+              <w:t>补货协同：根据当天销售与消耗情况提醒补充常用原料，协助保持门店物料供应顺畅</w:t>
             </w:r>
           </w:p>
         </w:tc>
